--- a/swh/docx/008.content.docx
+++ b/swh/docx/008.content.docx
@@ -19,7 +19,7 @@
         <w:rPr>
           <w:lang w:val="sw_KE" w:bidi="sw_KE"/>
         </w:rPr>
-        <w:t>Resource: Tyndale Open Study Notes</w:t>
+        <w:t>Resource: Aquifer Open Study Notes (Profiles)</w:t>
       </w:r>
       <w:r>
         <w:rPr>
@@ -112,7 +112,7 @@
         <w:rPr>
           <w:lang w:val="sw_KE" w:bidi="sw_KE"/>
         </w:rPr>
-        <w:t>Tyndale Open Study Notes</w:t>
+        <w:t>Aquifer Open Study Notes (Profiles)</w:t>
       </w:r>
     </w:p>
     <w:p>

--- a/swh/docx/008.content.docx
+++ b/swh/docx/008.content.docx
@@ -233,72 +233,48 @@
         </w:rPr>
         <w:t>Jina Isaka linamaanisha "anacheka," ambalo linaonyesha jinsi alivyokuwa amezaliwa. Wakati Mungu aliahidi kuzaliwa kwa Isaka, wote Abrahamu na Sara walicheka kwa kutoamini (</w:t>
       </w:r>
-      <w:hyperlink r:id="rId13">
-        <w:r>
-          <w:rPr>
-            <w:lang w:val="sw_KE" w:bidi="sw_KE"/>
-          </w:rPr>
-          <w:rPr>
-            <w:color w:val="0000EE"/>
-            <w:u w:val="single"/>
-          </w:rPr>
-          <w:t>Mwanzo 17:15–19</w:t>
-        </w:r>
-      </w:hyperlink>
+      <w:r>
+        <w:rPr>
+          <w:lang w:val="sw_KE" w:bidi="sw_KE"/>
+        </w:rPr>
+        <w:t>Mwanzo 17:15–19</w:t>
+      </w:r>
       <w:r>
         <w:rPr>
           <w:lang w:val="sw_KE" w:bidi="sw_KE"/>
         </w:rPr>
         <w:t xml:space="preserve">; </w:t>
       </w:r>
-      <w:hyperlink r:id="rId14">
-        <w:r>
-          <w:rPr>
-            <w:lang w:val="sw_KE" w:bidi="sw_KE"/>
-          </w:rPr>
-          <w:rPr>
-            <w:color w:val="0000EE"/>
-            <w:u w:val="single"/>
-          </w:rPr>
-          <w:t>18:9–15</w:t>
-        </w:r>
-      </w:hyperlink>
+      <w:r>
+        <w:rPr>
+          <w:lang w:val="sw_KE" w:bidi="sw_KE"/>
+        </w:rPr>
+        <w:t>18:9–15</w:t>
+      </w:r>
       <w:r>
         <w:rPr>
           <w:lang w:val="sw_KE" w:bidi="sw_KE"/>
         </w:rPr>
         <w:t>). Mungu alikuwa ameahidi Abrahamu mwana (</w:t>
       </w:r>
-      <w:hyperlink r:id="rId15">
-        <w:r>
-          <w:rPr>
-            <w:lang w:val="sw_KE" w:bidi="sw_KE"/>
-          </w:rPr>
-          <w:rPr>
-            <w:color w:val="0000EE"/>
-            <w:u w:val="single"/>
-          </w:rPr>
-          <w:t>Mwanzo 15:4–6</w:t>
-        </w:r>
-      </w:hyperlink>
+      <w:r>
+        <w:rPr>
+          <w:lang w:val="sw_KE" w:bidi="sw_KE"/>
+        </w:rPr>
+        <w:t>Mwanzo 15:4–6</w:t>
+      </w:r>
       <w:r>
         <w:rPr>
           <w:lang w:val="sw_KE" w:bidi="sw_KE"/>
         </w:rPr>
         <w:t>). Hata hivyo, hakuna mwana aliyekuja, na Abrahamu na Sara walikuwa wazee sana kupata watoto. Kwa hiyo, wakati Isaka alizaliwa, walicheka kwa furaha (</w:t>
       </w:r>
-      <w:hyperlink r:id="rId16">
-        <w:r>
-          <w:rPr>
-            <w:lang w:val="sw_KE" w:bidi="sw_KE"/>
-          </w:rPr>
-          <w:rPr>
-            <w:color w:val="0000EE"/>
-            <w:u w:val="single"/>
-          </w:rPr>
-          <w:t>Mwanzo 21:6–7</w:t>
-        </w:r>
-      </w:hyperlink>
+      <w:r>
+        <w:rPr>
+          <w:lang w:val="sw_KE" w:bidi="sw_KE"/>
+        </w:rPr>
+        <w:t>Mwanzo 21:6–7</w:t>
+      </w:r>
       <w:r>
         <w:rPr>
           <w:lang w:val="sw_KE" w:bidi="sw_KE"/>
@@ -319,36 +295,24 @@
         </w:rPr>
         <w:t>Wakati Isaka alipokuwa kijana, Mungu alimjaribu Abrahamu kwa kumwambia amtoe Isaka kuwa dhabihu (</w:t>
       </w:r>
-      <w:hyperlink r:id="rId17">
-        <w:r>
-          <w:rPr>
-            <w:lang w:val="sw_KE" w:bidi="sw_KE"/>
-          </w:rPr>
-          <w:rPr>
-            <w:color w:val="0000EE"/>
-            <w:u w:val="single"/>
-          </w:rPr>
-          <w:t>Mwanzo 22:1–19</w:t>
-        </w:r>
-      </w:hyperlink>
+      <w:r>
+        <w:rPr>
+          <w:lang w:val="sw_KE" w:bidi="sw_KE"/>
+        </w:rPr>
+        <w:t>Mwanzo 22:1–19</w:t>
+      </w:r>
       <w:r>
         <w:rPr>
           <w:lang w:val="sw_KE" w:bidi="sw_KE"/>
         </w:rPr>
         <w:t>). Imani ya Abrahamu ilibaki thabiti. Alitii na Isaka alijisalimisha kwake. Mungu kisha aliingilia kati na kutoa kondoo dume kwa dhabihu badala ya Isaka. Kwa sababu ya imani ya Abrahamu, Mungu aliahidi baraka kubwa (</w:t>
       </w:r>
-      <w:hyperlink r:id="rId18">
-        <w:r>
-          <w:rPr>
-            <w:lang w:val="sw_KE" w:bidi="sw_KE"/>
-          </w:rPr>
-          <w:rPr>
-            <w:color w:val="0000EE"/>
-            <w:u w:val="single"/>
-          </w:rPr>
-          <w:t>Mwanzo 22:15–18</w:t>
-        </w:r>
-      </w:hyperlink>
+      <w:r>
+        <w:rPr>
+          <w:lang w:val="sw_KE" w:bidi="sw_KE"/>
+        </w:rPr>
+        <w:t>Mwanzo 22:15–18</w:t>
+      </w:r>
       <w:r>
         <w:rPr>
           <w:lang w:val="sw_KE" w:bidi="sw_KE"/>
@@ -369,108 +333,72 @@
         </w:rPr>
         <w:t>Isaka alimuoa Rebeka na alikuwa tayari kuendeleza ukoo ulioteuliwa, lakini Rebeka hakuweza kupata watoto (</w:t>
       </w:r>
-      <w:hyperlink r:id="rId19">
-        <w:r>
-          <w:rPr>
-            <w:lang w:val="sw_KE" w:bidi="sw_KE"/>
-          </w:rPr>
-          <w:rPr>
-            <w:color w:val="0000EE"/>
-            <w:u w:val="single"/>
-          </w:rPr>
-          <w:t>Mwanzo 25:21</w:t>
-        </w:r>
-      </w:hyperlink>
+      <w:r>
+        <w:rPr>
+          <w:lang w:val="sw_KE" w:bidi="sw_KE"/>
+        </w:rPr>
+        <w:t>Mwanzo 25:21</w:t>
+      </w:r>
       <w:r>
         <w:rPr>
           <w:lang w:val="sw_KE" w:bidi="sw_KE"/>
         </w:rPr>
         <w:t xml:space="preserve">). Badala ya kujaribu kutatua matatizo mwenyewe kama Baba yake alivyofanya (tazama </w:t>
       </w:r>
-      <w:hyperlink r:id="rId20">
-        <w:r>
-          <w:rPr>
-            <w:lang w:val="sw_KE" w:bidi="sw_KE"/>
-          </w:rPr>
-          <w:rPr>
-            <w:color w:val="0000EE"/>
-            <w:u w:val="single"/>
-          </w:rPr>
-          <w:t>Mwanzo 16:1–16</w:t>
-        </w:r>
-      </w:hyperlink>
+      <w:r>
+        <w:rPr>
+          <w:lang w:val="sw_KE" w:bidi="sw_KE"/>
+        </w:rPr>
+        <w:t>Mwanzo 16:1–16</w:t>
+      </w:r>
       <w:r>
         <w:rPr>
           <w:lang w:val="sw_KE" w:bidi="sw_KE"/>
         </w:rPr>
         <w:t>), Isaka alimwomba Bwana, na Rebeka alizaa watoto mapacha wa kiume. Isaka alimpenda Esau, mwana mkubwa, wakati Rebeka alimpenda Yakobo. Upendeleo huu ulisababisha Yakobo kumdanganya Isaka alipokuwa mzee na kipofu (</w:t>
       </w:r>
-      <w:hyperlink r:id="rId21">
-        <w:r>
-          <w:rPr>
-            <w:lang w:val="sw_KE" w:bidi="sw_KE"/>
-          </w:rPr>
-          <w:rPr>
-            <w:color w:val="0000EE"/>
-            <w:u w:val="single"/>
-          </w:rPr>
-          <w:t>Mwanzo 27:1–40</w:t>
-        </w:r>
-      </w:hyperlink>
+      <w:r>
+        <w:rPr>
+          <w:lang w:val="sw_KE" w:bidi="sw_KE"/>
+        </w:rPr>
+        <w:t>Mwanzo 27:1–40</w:t>
+      </w:r>
       <w:r>
         <w:rPr>
           <w:lang w:val="sw_KE" w:bidi="sw_KE"/>
         </w:rPr>
         <w:t xml:space="preserve">). Upendeleo uliendelea kuwa tatizo miongoni mwa wazao wa Isaka (tazama </w:t>
       </w:r>
-      <w:hyperlink r:id="rId22">
-        <w:r>
-          <w:rPr>
-            <w:lang w:val="sw_KE" w:bidi="sw_KE"/>
-          </w:rPr>
-          <w:rPr>
-            <w:color w:val="0000EE"/>
-            <w:u w:val="single"/>
-          </w:rPr>
-          <w:t>Mwanzo 29:30</w:t>
-        </w:r>
-      </w:hyperlink>
+      <w:r>
+        <w:rPr>
+          <w:lang w:val="sw_KE" w:bidi="sw_KE"/>
+        </w:rPr>
+        <w:t>Mwanzo 29:30</w:t>
+      </w:r>
       <w:r>
         <w:rPr>
           <w:lang w:val="sw_KE" w:bidi="sw_KE"/>
         </w:rPr>
         <w:t xml:space="preserve">; </w:t>
       </w:r>
-      <w:hyperlink r:id="rId23">
-        <w:r>
-          <w:rPr>
-            <w:lang w:val="sw_KE" w:bidi="sw_KE"/>
-          </w:rPr>
-          <w:rPr>
-            <w:color w:val="0000EE"/>
-            <w:u w:val="single"/>
-          </w:rPr>
-          <w:t>33:1–2</w:t>
-        </w:r>
-      </w:hyperlink>
+      <w:r>
+        <w:rPr>
+          <w:lang w:val="sw_KE" w:bidi="sw_KE"/>
+        </w:rPr>
+        <w:t>33:1–2</w:t>
+      </w:r>
       <w:r>
         <w:rPr>
           <w:lang w:val="sw_KE" w:bidi="sw_KE"/>
         </w:rPr>
         <w:t xml:space="preserve">; </w:t>
       </w:r>
-      <w:hyperlink r:id="rId24">
-        <w:r>
-          <w:rPr>
-            <w:lang w:val="sw_KE" w:bidi="sw_KE"/>
-          </w:rPr>
-          <w:rPr>
-            <w:color w:val="0000EE"/>
-            <w:u w:val="single"/>
-          </w:rPr>
-          <w:t>37:4</w:t>
-        </w:r>
-      </w:hyperlink>
+      <w:r>
+        <w:rPr>
+          <w:lang w:val="sw_KE" w:bidi="sw_KE"/>
+        </w:rPr>
+        <w:t>37:4</w:t>
+      </w:r>
       <w:r>
         <w:rPr>
           <w:lang w:val="sw_KE" w:bidi="sw_KE"/>
@@ -491,162 +419,108 @@
         </w:rPr>
         <w:t>Isaka alifuata mfano wa baba yake Abrahamu katika kushughulika na mataifa jirani. Wakati wa njaa, alitembelea ufalme mwingine na, kwa hofu, akasema kwamba mke wake ni dada yake (</w:t>
       </w:r>
-      <w:hyperlink r:id="rId25">
-        <w:r>
-          <w:rPr>
-            <w:lang w:val="sw_KE" w:bidi="sw_KE"/>
-          </w:rPr>
-          <w:rPr>
-            <w:color w:val="0000EE"/>
-            <w:u w:val="single"/>
-          </w:rPr>
-          <w:t>Mwanzo 26:1–11</w:t>
-        </w:r>
-      </w:hyperlink>
+      <w:r>
+        <w:rPr>
+          <w:lang w:val="sw_KE" w:bidi="sw_KE"/>
+        </w:rPr>
+        <w:t>Mwanzo 26:1–11</w:t>
+      </w:r>
       <w:r>
         <w:rPr>
           <w:lang w:val="sw_KE" w:bidi="sw_KE"/>
         </w:rPr>
         <w:t xml:space="preserve">; linganisha </w:t>
       </w:r>
-      <w:hyperlink r:id="rId26">
-        <w:r>
-          <w:rPr>
-            <w:lang w:val="sw_KE" w:bidi="sw_KE"/>
-          </w:rPr>
-          <w:rPr>
-            <w:color w:val="0000EE"/>
-            <w:u w:val="single"/>
-          </w:rPr>
-          <w:t>12:10–20</w:t>
-        </w:r>
-      </w:hyperlink>
+      <w:r>
+        <w:rPr>
+          <w:lang w:val="sw_KE" w:bidi="sw_KE"/>
+        </w:rPr>
+        <w:t>12:10–20</w:t>
+      </w:r>
       <w:r>
         <w:rPr>
           <w:lang w:val="sw_KE" w:bidi="sw_KE"/>
         </w:rPr>
         <w:t xml:space="preserve">; </w:t>
       </w:r>
-      <w:hyperlink r:id="rId27">
-        <w:r>
-          <w:rPr>
-            <w:lang w:val="sw_KE" w:bidi="sw_KE"/>
-          </w:rPr>
-          <w:rPr>
-            <w:color w:val="0000EE"/>
-            <w:u w:val="single"/>
-          </w:rPr>
-          <w:t>20:1–18</w:t>
-        </w:r>
-      </w:hyperlink>
+      <w:r>
+        <w:rPr>
+          <w:lang w:val="sw_KE" w:bidi="sw_KE"/>
+        </w:rPr>
+        <w:t>20:1–18</w:t>
+      </w:r>
       <w:r>
         <w:rPr>
           <w:lang w:val="sw_KE" w:bidi="sw_KE"/>
         </w:rPr>
         <w:t>). Kama baba yake, Isaka alifanikiwa katika nchi hiyo na aliombwa kuondoka (</w:t>
       </w:r>
-      <w:hyperlink r:id="rId28">
-        <w:r>
-          <w:rPr>
-            <w:lang w:val="sw_KE" w:bidi="sw_KE"/>
-          </w:rPr>
-          <w:rPr>
-            <w:color w:val="0000EE"/>
-            <w:u w:val="single"/>
-          </w:rPr>
-          <w:t>Mwanzo 26:12–16</w:t>
-        </w:r>
-      </w:hyperlink>
+      <w:r>
+        <w:rPr>
+          <w:lang w:val="sw_KE" w:bidi="sw_KE"/>
+        </w:rPr>
+        <w:t>Mwanzo 26:12–16</w:t>
+      </w:r>
       <w:r>
         <w:rPr>
           <w:lang w:val="sw_KE" w:bidi="sw_KE"/>
         </w:rPr>
         <w:t xml:space="preserve">; linganisha </w:t>
       </w:r>
-      <w:hyperlink r:id="rId29">
-        <w:r>
-          <w:rPr>
-            <w:lang w:val="sw_KE" w:bidi="sw_KE"/>
-          </w:rPr>
-          <w:rPr>
-            <w:color w:val="0000EE"/>
-            <w:u w:val="single"/>
-          </w:rPr>
-          <w:t>12:16–20</w:t>
-        </w:r>
-      </w:hyperlink>
+      <w:r>
+        <w:rPr>
+          <w:lang w:val="sw_KE" w:bidi="sw_KE"/>
+        </w:rPr>
+        <w:t>12:16–20</w:t>
+      </w:r>
       <w:r>
         <w:rPr>
           <w:lang w:val="sw_KE" w:bidi="sw_KE"/>
         </w:rPr>
         <w:t>). Alikabiliana na migogoro juu ya maji na ardhi na wachungaji wengine (</w:t>
       </w:r>
-      <w:hyperlink r:id="rId30">
-        <w:r>
-          <w:rPr>
-            <w:lang w:val="sw_KE" w:bidi="sw_KE"/>
-          </w:rPr>
-          <w:rPr>
-            <w:color w:val="0000EE"/>
-            <w:u w:val="single"/>
-          </w:rPr>
-          <w:t>Mwanzo 26:17–22</w:t>
-        </w:r>
-      </w:hyperlink>
+      <w:r>
+        <w:rPr>
+          <w:lang w:val="sw_KE" w:bidi="sw_KE"/>
+        </w:rPr>
+        <w:t>Mwanzo 26:17–22</w:t>
+      </w:r>
       <w:r>
         <w:rPr>
           <w:lang w:val="sw_KE" w:bidi="sw_KE"/>
         </w:rPr>
         <w:t xml:space="preserve">; linganisha </w:t>
       </w:r>
-      <w:hyperlink r:id="rId31">
-        <w:r>
-          <w:rPr>
-            <w:lang w:val="sw_KE" w:bidi="sw_KE"/>
-          </w:rPr>
-          <w:rPr>
-            <w:color w:val="0000EE"/>
-            <w:u w:val="single"/>
-          </w:rPr>
-          <w:t>21:25–31</w:t>
-        </w:r>
-      </w:hyperlink>
+      <w:r>
+        <w:rPr>
+          <w:lang w:val="sw_KE" w:bidi="sw_KE"/>
+        </w:rPr>
+        <w:t>21:25–31</w:t>
+      </w:r>
       <w:r>
         <w:rPr>
           <w:lang w:val="sw_KE" w:bidi="sw_KE"/>
         </w:rPr>
         <w:t>). Pia alifanya agano na mfalme wa Wafilisti (</w:t>
       </w:r>
-      <w:hyperlink r:id="rId32">
-        <w:r>
-          <w:rPr>
-            <w:lang w:val="sw_KE" w:bidi="sw_KE"/>
-          </w:rPr>
-          <w:rPr>
-            <w:color w:val="0000EE"/>
-            <w:u w:val="single"/>
-          </w:rPr>
-          <w:t>Mwanzo 26:26–31</w:t>
-        </w:r>
-      </w:hyperlink>
+      <w:r>
+        <w:rPr>
+          <w:lang w:val="sw_KE" w:bidi="sw_KE"/>
+        </w:rPr>
+        <w:t>Mwanzo 26:26–31</w:t>
+      </w:r>
       <w:r>
         <w:rPr>
           <w:lang w:val="sw_KE" w:bidi="sw_KE"/>
         </w:rPr>
         <w:t xml:space="preserve">; linganisha </w:t>
       </w:r>
-      <w:hyperlink r:id="rId33">
-        <w:r>
-          <w:rPr>
-            <w:lang w:val="sw_KE" w:bidi="sw_KE"/>
-          </w:rPr>
-          <w:rPr>
-            <w:color w:val="0000EE"/>
-            <w:u w:val="single"/>
-          </w:rPr>
-          <w:t>21:22–32</w:t>
-        </w:r>
-      </w:hyperlink>
+      <w:r>
+        <w:rPr>
+          <w:lang w:val="sw_KE" w:bidi="sw_KE"/>
+        </w:rPr>
+        <w:t>21:22–32</w:t>
+      </w:r>
       <w:r>
         <w:rPr>
           <w:lang w:val="sw_KE" w:bidi="sw_KE"/>
@@ -667,90 +541,60 @@
         </w:rPr>
         <w:t>Isaka alipokea ahadi sawa na baba yake (</w:t>
       </w:r>
-      <w:hyperlink r:id="rId34">
-        <w:r>
-          <w:rPr>
-            <w:lang w:val="sw_KE" w:bidi="sw_KE"/>
-          </w:rPr>
-          <w:rPr>
-            <w:color w:val="0000EE"/>
-            <w:u w:val="single"/>
-          </w:rPr>
-          <w:t>Mwanzo 26:2–5</w:t>
-        </w:r>
-      </w:hyperlink>
+      <w:r>
+        <w:rPr>
+          <w:lang w:val="sw_KE" w:bidi="sw_KE"/>
+        </w:rPr>
+        <w:t>Mwanzo 26:2–5</w:t>
+      </w:r>
       <w:r>
         <w:rPr>
           <w:lang w:val="sw_KE" w:bidi="sw_KE"/>
         </w:rPr>
         <w:t xml:space="preserve">, </w:t>
       </w:r>
-      <w:hyperlink r:id="rId35">
-        <w:r>
-          <w:rPr>
-            <w:lang w:val="sw_KE" w:bidi="sw_KE"/>
-          </w:rPr>
-          <w:rPr>
-            <w:color w:val="0000EE"/>
-            <w:u w:val="single"/>
-          </w:rPr>
-          <w:t>23–25</w:t>
-        </w:r>
-      </w:hyperlink>
+      <w:r>
+        <w:rPr>
+          <w:lang w:val="sw_KE" w:bidi="sw_KE"/>
+        </w:rPr>
+        <w:t>23–25</w:t>
+      </w:r>
       <w:r>
         <w:rPr>
           <w:lang w:val="sw_KE" w:bidi="sw_KE"/>
         </w:rPr>
         <w:t xml:space="preserve">; linganisha </w:t>
       </w:r>
-      <w:hyperlink r:id="rId36">
-        <w:r>
-          <w:rPr>
-            <w:lang w:val="sw_KE" w:bidi="sw_KE"/>
-          </w:rPr>
-          <w:rPr>
-            <w:color w:val="0000EE"/>
-            <w:u w:val="single"/>
-          </w:rPr>
-          <w:t>22:16–18</w:t>
-        </w:r>
-      </w:hyperlink>
+      <w:r>
+        <w:rPr>
+          <w:lang w:val="sw_KE" w:bidi="sw_KE"/>
+        </w:rPr>
+        <w:t>22:16–18</w:t>
+      </w:r>
       <w:r>
         <w:rPr>
           <w:lang w:val="sw_KE" w:bidi="sw_KE"/>
         </w:rPr>
         <w:t xml:space="preserve">). Alionyesha kujitolea kwake kwa kuendeleza desturi ya tohara, ambayo iliwakilisha agano (tazama </w:t>
       </w:r>
-      <w:hyperlink r:id="rId37">
-        <w:r>
-          <w:rPr>
-            <w:lang w:val="sw_KE" w:bidi="sw_KE"/>
-          </w:rPr>
-          <w:rPr>
-            <w:color w:val="0000EE"/>
-            <w:u w:val="single"/>
-          </w:rPr>
-          <w:t>Matendo 7:8</w:t>
-        </w:r>
-      </w:hyperlink>
+      <w:r>
+        <w:rPr>
+          <w:lang w:val="sw_KE" w:bidi="sw_KE"/>
+        </w:rPr>
+        <w:t>Matendo 7:8</w:t>
+      </w:r>
       <w:r>
         <w:rPr>
           <w:lang w:val="sw_KE" w:bidi="sw_KE"/>
         </w:rPr>
         <w:t xml:space="preserve">). Kama mtoto wa ahadi, Isaka anawakilisha wote ambao ni watoto wa Abrahamu kupitia imani katika Kristo. Wao ni huru kuishi kama watoto wa Mungu, si kama watumwa (tazama </w:t>
       </w:r>
-      <w:hyperlink r:id="rId38">
-        <w:r>
-          <w:rPr>
-            <w:lang w:val="sw_KE" w:bidi="sw_KE"/>
-          </w:rPr>
-          <w:rPr>
-            <w:color w:val="0000EE"/>
-            <w:u w:val="single"/>
-          </w:rPr>
-          <w:t>Wagalatia 4:21–5:1</w:t>
-        </w:r>
-      </w:hyperlink>
+      <w:r>
+        <w:rPr>
+          <w:lang w:val="sw_KE" w:bidi="sw_KE"/>
+        </w:rPr>
+        <w:t>Wagalatia 4:21–5:1</w:t>
+      </w:r>
       <w:r>
         <w:rPr>
           <w:lang w:val="sw_KE" w:bidi="sw_KE"/>
@@ -780,360 +624,240 @@
           <w:lang w:val="sw_KE" w:bidi="sw_KE"/>
         </w:rPr>
       </w:r>
-      <w:hyperlink r:id="rId39">
-        <w:r>
-          <w:rPr>
-            <w:lang w:val="sw_KE" w:bidi="sw_KE"/>
-          </w:rPr>
-          <w:rPr>
-            <w:color w:val="0000EE"/>
-            <w:u w:val="single"/>
-          </w:rPr>
-          <w:t>Mwanzo 17:19–21</w:t>
-        </w:r>
-      </w:hyperlink>
+      <w:r>
+        <w:rPr>
+          <w:lang w:val="sw_KE" w:bidi="sw_KE"/>
+        </w:rPr>
+        <w:t>Mwanzo 17:19–21</w:t>
+      </w:r>
       <w:r>
         <w:rPr>
           <w:lang w:val="sw_KE" w:bidi="sw_KE"/>
         </w:rPr>
         <w:t xml:space="preserve">; </w:t>
       </w:r>
-      <w:hyperlink r:id="rId40">
-        <w:r>
-          <w:rPr>
-            <w:lang w:val="sw_KE" w:bidi="sw_KE"/>
-          </w:rPr>
-          <w:rPr>
-            <w:color w:val="0000EE"/>
-            <w:u w:val="single"/>
-          </w:rPr>
-          <w:t>21:1–12</w:t>
-        </w:r>
-      </w:hyperlink>
+      <w:r>
+        <w:rPr>
+          <w:lang w:val="sw_KE" w:bidi="sw_KE"/>
+        </w:rPr>
+        <w:t>21:1–12</w:t>
+      </w:r>
       <w:r>
         <w:rPr>
           <w:lang w:val="sw_KE" w:bidi="sw_KE"/>
         </w:rPr>
         <w:t xml:space="preserve">; </w:t>
       </w:r>
-      <w:hyperlink r:id="rId17">
-        <w:r>
-          <w:rPr>
-            <w:lang w:val="sw_KE" w:bidi="sw_KE"/>
-          </w:rPr>
-          <w:rPr>
-            <w:color w:val="0000EE"/>
-            <w:u w:val="single"/>
-          </w:rPr>
-          <w:t>22:1–19</w:t>
-        </w:r>
-      </w:hyperlink>
+      <w:r>
+        <w:rPr>
+          <w:lang w:val="sw_KE" w:bidi="sw_KE"/>
+        </w:rPr>
+        <w:t>22:1–19</w:t>
+      </w:r>
       <w:r>
         <w:rPr>
           <w:lang w:val="sw_KE" w:bidi="sw_KE"/>
         </w:rPr>
         <w:t xml:space="preserve">; </w:t>
       </w:r>
-      <w:hyperlink r:id="rId41">
-        <w:r>
-          <w:rPr>
-            <w:lang w:val="sw_KE" w:bidi="sw_KE"/>
-          </w:rPr>
-          <w:rPr>
-            <w:color w:val="0000EE"/>
-            <w:u w:val="single"/>
-          </w:rPr>
-          <w:t>24:1–8</w:t>
-        </w:r>
-      </w:hyperlink>
+      <w:r>
+        <w:rPr>
+          <w:lang w:val="sw_KE" w:bidi="sw_KE"/>
+        </w:rPr>
+        <w:t>24:1–8</w:t>
+      </w:r>
       <w:r>
         <w:rPr>
           <w:lang w:val="sw_KE" w:bidi="sw_KE"/>
         </w:rPr>
         <w:t xml:space="preserve">, </w:t>
       </w:r>
-      <w:hyperlink r:id="rId42">
-        <w:r>
-          <w:rPr>
-            <w:lang w:val="sw_KE" w:bidi="sw_KE"/>
-          </w:rPr>
-          <w:rPr>
-            <w:color w:val="0000EE"/>
-            <w:u w:val="single"/>
-          </w:rPr>
-          <w:t>14</w:t>
-        </w:r>
-      </w:hyperlink>
+      <w:r>
+        <w:rPr>
+          <w:lang w:val="sw_KE" w:bidi="sw_KE"/>
+        </w:rPr>
+        <w:t>14</w:t>
+      </w:r>
       <w:r>
         <w:rPr>
           <w:lang w:val="sw_KE" w:bidi="sw_KE"/>
         </w:rPr>
         <w:t xml:space="preserve">, </w:t>
       </w:r>
-      <w:hyperlink r:id="rId43">
-        <w:r>
-          <w:rPr>
-            <w:lang w:val="sw_KE" w:bidi="sw_KE"/>
-          </w:rPr>
-          <w:rPr>
-            <w:color w:val="0000EE"/>
-            <w:u w:val="single"/>
-          </w:rPr>
-          <w:t>62–67</w:t>
-        </w:r>
-      </w:hyperlink>
+      <w:r>
+        <w:rPr>
+          <w:lang w:val="sw_KE" w:bidi="sw_KE"/>
+        </w:rPr>
+        <w:t>62–67</w:t>
+      </w:r>
       <w:r>
         <w:rPr>
           <w:lang w:val="sw_KE" w:bidi="sw_KE"/>
         </w:rPr>
         <w:t xml:space="preserve">; </w:t>
       </w:r>
-      <w:hyperlink r:id="rId44">
-        <w:r>
-          <w:rPr>
-            <w:lang w:val="sw_KE" w:bidi="sw_KE"/>
-          </w:rPr>
-          <w:rPr>
-            <w:color w:val="0000EE"/>
-            <w:u w:val="single"/>
-          </w:rPr>
-          <w:t>25:5–11</w:t>
-        </w:r>
-      </w:hyperlink>
+      <w:r>
+        <w:rPr>
+          <w:lang w:val="sw_KE" w:bidi="sw_KE"/>
+        </w:rPr>
+        <w:t>25:5–11</w:t>
+      </w:r>
       <w:r>
         <w:rPr>
           <w:lang w:val="sw_KE" w:bidi="sw_KE"/>
         </w:rPr>
         <w:t xml:space="preserve">, </w:t>
       </w:r>
-      <w:hyperlink r:id="rId45">
-        <w:r>
-          <w:rPr>
-            <w:lang w:val="sw_KE" w:bidi="sw_KE"/>
-          </w:rPr>
-          <w:rPr>
-            <w:color w:val="0000EE"/>
-            <w:u w:val="single"/>
-          </w:rPr>
-          <w:t>19–28</w:t>
-        </w:r>
-      </w:hyperlink>
+      <w:r>
+        <w:rPr>
+          <w:lang w:val="sw_KE" w:bidi="sw_KE"/>
+        </w:rPr>
+        <w:t>19–28</w:t>
+      </w:r>
       <w:r>
         <w:rPr>
           <w:lang w:val="sw_KE" w:bidi="sw_KE"/>
         </w:rPr>
         <w:t xml:space="preserve">; </w:t>
       </w:r>
-      <w:hyperlink r:id="rId46">
-        <w:r>
-          <w:rPr>
-            <w:lang w:val="sw_KE" w:bidi="sw_KE"/>
-          </w:rPr>
-          <w:rPr>
-            <w:color w:val="0000EE"/>
-            <w:u w:val="single"/>
-          </w:rPr>
-          <w:t>26:1–28:9</w:t>
-        </w:r>
-      </w:hyperlink>
+      <w:r>
+        <w:rPr>
+          <w:lang w:val="sw_KE" w:bidi="sw_KE"/>
+        </w:rPr>
+        <w:t>26:1–28:9</w:t>
+      </w:r>
       <w:r>
         <w:rPr>
           <w:lang w:val="sw_KE" w:bidi="sw_KE"/>
         </w:rPr>
         <w:t xml:space="preserve">; </w:t>
       </w:r>
-      <w:hyperlink r:id="rId47">
-        <w:r>
-          <w:rPr>
-            <w:lang w:val="sw_KE" w:bidi="sw_KE"/>
-          </w:rPr>
-          <w:rPr>
-            <w:color w:val="0000EE"/>
-            <w:u w:val="single"/>
-          </w:rPr>
-          <w:t>31:42</w:t>
-        </w:r>
-      </w:hyperlink>
+      <w:r>
+        <w:rPr>
+          <w:lang w:val="sw_KE" w:bidi="sw_KE"/>
+        </w:rPr>
+        <w:t>31:42</w:t>
+      </w:r>
       <w:r>
         <w:rPr>
           <w:lang w:val="sw_KE" w:bidi="sw_KE"/>
         </w:rPr>
         <w:t xml:space="preserve">; </w:t>
       </w:r>
-      <w:hyperlink r:id="rId48">
-        <w:r>
-          <w:rPr>
-            <w:lang w:val="sw_KE" w:bidi="sw_KE"/>
-          </w:rPr>
-          <w:rPr>
-            <w:color w:val="0000EE"/>
-            <w:u w:val="single"/>
-          </w:rPr>
-          <w:t>35:12</w:t>
-        </w:r>
-      </w:hyperlink>
+      <w:r>
+        <w:rPr>
+          <w:lang w:val="sw_KE" w:bidi="sw_KE"/>
+        </w:rPr>
+        <w:t>35:12</w:t>
+      </w:r>
       <w:r>
         <w:rPr>
           <w:lang w:val="sw_KE" w:bidi="sw_KE"/>
         </w:rPr>
         <w:t xml:space="preserve">, </w:t>
       </w:r>
-      <w:hyperlink r:id="rId49">
-        <w:r>
-          <w:rPr>
-            <w:lang w:val="sw_KE" w:bidi="sw_KE"/>
-          </w:rPr>
-          <w:rPr>
-            <w:color w:val="0000EE"/>
-            <w:u w:val="single"/>
-          </w:rPr>
-          <w:t>27–28</w:t>
-        </w:r>
-      </w:hyperlink>
+      <w:r>
+        <w:rPr>
+          <w:lang w:val="sw_KE" w:bidi="sw_KE"/>
+        </w:rPr>
+        <w:t>27–28</w:t>
+      </w:r>
       <w:r>
         <w:rPr>
           <w:lang w:val="sw_KE" w:bidi="sw_KE"/>
         </w:rPr>
         <w:t xml:space="preserve">; </w:t>
       </w:r>
-      <w:hyperlink r:id="rId50">
-        <w:r>
-          <w:rPr>
-            <w:lang w:val="sw_KE" w:bidi="sw_KE"/>
-          </w:rPr>
-          <w:rPr>
-            <w:color w:val="0000EE"/>
-            <w:u w:val="single"/>
-          </w:rPr>
-          <w:t>48:15–16</w:t>
-        </w:r>
-      </w:hyperlink>
+      <w:r>
+        <w:rPr>
+          <w:lang w:val="sw_KE" w:bidi="sw_KE"/>
+        </w:rPr>
+        <w:t>48:15–16</w:t>
+      </w:r>
       <w:r>
         <w:rPr>
           <w:lang w:val="sw_KE" w:bidi="sw_KE"/>
         </w:rPr>
         <w:t xml:space="preserve">; </w:t>
       </w:r>
-      <w:hyperlink r:id="rId51">
-        <w:r>
-          <w:rPr>
-            <w:lang w:val="sw_KE" w:bidi="sw_KE"/>
-          </w:rPr>
-          <w:rPr>
-            <w:color w:val="0000EE"/>
-            <w:u w:val="single"/>
-          </w:rPr>
-          <w:t>49:31</w:t>
-        </w:r>
-      </w:hyperlink>
+      <w:r>
+        <w:rPr>
+          <w:lang w:val="sw_KE" w:bidi="sw_KE"/>
+        </w:rPr>
+        <w:t>49:31</w:t>
+      </w:r>
       <w:r>
         <w:rPr>
           <w:lang w:val="sw_KE" w:bidi="sw_KE"/>
         </w:rPr>
         <w:t xml:space="preserve">; </w:t>
       </w:r>
-      <w:hyperlink r:id="rId52">
-        <w:r>
-          <w:rPr>
-            <w:lang w:val="sw_KE" w:bidi="sw_KE"/>
-          </w:rPr>
-          <w:rPr>
-            <w:color w:val="0000EE"/>
-            <w:u w:val="single"/>
-          </w:rPr>
-          <w:t>Kutoka 3:6</w:t>
-        </w:r>
-      </w:hyperlink>
+      <w:r>
+        <w:rPr>
+          <w:lang w:val="sw_KE" w:bidi="sw_KE"/>
+        </w:rPr>
+        <w:t>Kutoka 3:6</w:t>
+      </w:r>
       <w:r>
         <w:rPr>
           <w:lang w:val="sw_KE" w:bidi="sw_KE"/>
         </w:rPr>
         <w:t xml:space="preserve">; </w:t>
       </w:r>
-      <w:hyperlink r:id="rId53">
-        <w:r>
-          <w:rPr>
-            <w:lang w:val="sw_KE" w:bidi="sw_KE"/>
-          </w:rPr>
-          <w:rPr>
-            <w:color w:val="0000EE"/>
-            <w:u w:val="single"/>
-          </w:rPr>
-          <w:t>Yoshua 24:3–4</w:t>
-        </w:r>
-      </w:hyperlink>
+      <w:r>
+        <w:rPr>
+          <w:lang w:val="sw_KE" w:bidi="sw_KE"/>
+        </w:rPr>
+        <w:t>Yoshua 24:3–4</w:t>
+      </w:r>
       <w:r>
         <w:rPr>
           <w:lang w:val="sw_KE" w:bidi="sw_KE"/>
         </w:rPr>
         <w:t xml:space="preserve">; </w:t>
       </w:r>
-      <w:hyperlink r:id="rId54">
-        <w:r>
-          <w:rPr>
-            <w:lang w:val="sw_KE" w:bidi="sw_KE"/>
-          </w:rPr>
-          <w:rPr>
-            <w:color w:val="0000EE"/>
-            <w:u w:val="single"/>
-          </w:rPr>
-          <w:t>Warumi 9:6–10</w:t>
-        </w:r>
-      </w:hyperlink>
+      <w:r>
+        <w:rPr>
+          <w:lang w:val="sw_KE" w:bidi="sw_KE"/>
+        </w:rPr>
+        <w:t>Warumi 9:6–10</w:t>
+      </w:r>
       <w:r>
         <w:rPr>
           <w:lang w:val="sw_KE" w:bidi="sw_KE"/>
         </w:rPr>
         <w:t xml:space="preserve">; </w:t>
       </w:r>
-      <w:hyperlink r:id="rId55">
-        <w:r>
-          <w:rPr>
-            <w:lang w:val="sw_KE" w:bidi="sw_KE"/>
-          </w:rPr>
-          <w:rPr>
-            <w:color w:val="0000EE"/>
-            <w:u w:val="single"/>
-          </w:rPr>
-          <w:t>Wagalatia 4:21–31</w:t>
-        </w:r>
-      </w:hyperlink>
+      <w:r>
+        <w:rPr>
+          <w:lang w:val="sw_KE" w:bidi="sw_KE"/>
+        </w:rPr>
+        <w:t>Wagalatia 4:21–31</w:t>
+      </w:r>
       <w:r>
         <w:rPr>
           <w:lang w:val="sw_KE" w:bidi="sw_KE"/>
         </w:rPr>
         <w:t xml:space="preserve">; </w:t>
       </w:r>
-      <w:hyperlink r:id="rId56">
-        <w:r>
-          <w:rPr>
-            <w:lang w:val="sw_KE" w:bidi="sw_KE"/>
-          </w:rPr>
-          <w:rPr>
-            <w:color w:val="0000EE"/>
-            <w:u w:val="single"/>
-          </w:rPr>
-          <w:t>Waebrania 11:8–9</w:t>
-        </w:r>
-      </w:hyperlink>
+      <w:r>
+        <w:rPr>
+          <w:lang w:val="sw_KE" w:bidi="sw_KE"/>
+        </w:rPr>
+        <w:t>Waebrania 11:8–9</w:t>
+      </w:r>
       <w:r>
         <w:rPr>
           <w:lang w:val="sw_KE" w:bidi="sw_KE"/>
         </w:rPr>
         <w:t xml:space="preserve">, </w:t>
       </w:r>
-      <w:hyperlink r:id="rId57">
-        <w:r>
-          <w:rPr>
-            <w:lang w:val="sw_KE" w:bidi="sw_KE"/>
-          </w:rPr>
-          <w:rPr>
-            <w:color w:val="0000EE"/>
-            <w:u w:val="single"/>
-          </w:rPr>
-          <w:t>17–20</w:t>
-        </w:r>
-      </w:hyperlink>
+      <w:r>
+        <w:rPr>
+          <w:lang w:val="sw_KE" w:bidi="sw_KE"/>
+        </w:rPr>
+        <w:t>17–20</w:t>
+      </w:r>
       <w:r>
         <w:rPr>
           <w:lang w:val="sw_KE" w:bidi="sw_KE"/>
@@ -1182,108 +906,72 @@
         </w:rPr>
         <w:t>Isaya alikuwa nabii kutoka Yuda wakati wa utawala wa Uzia, Yothamu, Ahazi, na Hezekia. Alikuwa mwana wa Amozi (</w:t>
       </w:r>
-      <w:hyperlink r:id="rId58">
-        <w:r>
-          <w:rPr>
-            <w:lang w:val="sw_KE" w:bidi="sw_KE"/>
-          </w:rPr>
-          <w:rPr>
-            <w:color w:val="0000EE"/>
-            <w:u w:val="single"/>
-          </w:rPr>
-          <w:t>Isaya 1:1</w:t>
-        </w:r>
-      </w:hyperlink>
+      <w:r>
+        <w:rPr>
+          <w:lang w:val="sw_KE" w:bidi="sw_KE"/>
+        </w:rPr>
+        <w:t>Isaya 1:1</w:t>
+      </w:r>
       <w:r>
         <w:rPr>
           <w:lang w:val="sw_KE" w:bidi="sw_KE"/>
         </w:rPr>
         <w:t>). Inawezekana alikuwa na uhusiano na Mfalme Amazia. Isaya aliishi Yerusalemu, alikuwa na elimu nzuri, na alielewa sana asili ya binadamu. Alihudumu kama nabii kwa muda mrefu, kutoka takriban mwaka wa 740 hadi 685 Kabla ya Krsito (KK). Kama mshauri wa kisiasa na kidini wa Yuda, alikuwa na ufikiaji kwa wafalme na huenda alikuwa mwanahistoria wa mahakama (</w:t>
       </w:r>
-      <w:hyperlink r:id="rId59">
-        <w:r>
-          <w:rPr>
-            <w:lang w:val="sw_KE" w:bidi="sw_KE"/>
-          </w:rPr>
-          <w:rPr>
-            <w:color w:val="0000EE"/>
-            <w:u w:val="single"/>
-          </w:rPr>
-          <w:t>2 Mambo ya Nyakati 26:22</w:t>
-        </w:r>
-      </w:hyperlink>
+      <w:r>
+        <w:rPr>
+          <w:lang w:val="sw_KE" w:bidi="sw_KE"/>
+        </w:rPr>
+        <w:t>2 Mambo ya Nyakati 26:22</w:t>
+      </w:r>
       <w:r>
         <w:rPr>
           <w:lang w:val="sw_KE" w:bidi="sw_KE"/>
         </w:rPr>
         <w:t xml:space="preserve">; </w:t>
       </w:r>
-      <w:hyperlink r:id="rId60">
-        <w:r>
-          <w:rPr>
-            <w:lang w:val="sw_KE" w:bidi="sw_KE"/>
-          </w:rPr>
-          <w:rPr>
-            <w:color w:val="0000EE"/>
-            <w:u w:val="single"/>
-          </w:rPr>
-          <w:t>32:32</w:t>
-        </w:r>
-      </w:hyperlink>
+      <w:r>
+        <w:rPr>
+          <w:lang w:val="sw_KE" w:bidi="sw_KE"/>
+        </w:rPr>
+        <w:t>32:32</w:t>
+      </w:r>
       <w:r>
         <w:rPr>
           <w:lang w:val="sw_KE" w:bidi="sw_KE"/>
         </w:rPr>
         <w:t xml:space="preserve">). Mke wa Isaya aliitwa "nabii" (tazama maelezo ya somo kwenye </w:t>
       </w:r>
-      <w:hyperlink r:id="rId61">
-        <w:r>
-          <w:rPr>
-            <w:lang w:val="sw_KE" w:bidi="sw_KE"/>
-          </w:rPr>
-          <w:rPr>
-            <w:color w:val="0000EE"/>
-            <w:u w:val="single"/>
-          </w:rPr>
-          <w:t>Isaya 8:3</w:t>
-        </w:r>
-      </w:hyperlink>
+      <w:r>
+        <w:rPr>
+          <w:lang w:val="sw_KE" w:bidi="sw_KE"/>
+        </w:rPr>
+        <w:t>Isaya 8:3</w:t>
+      </w:r>
       <w:r>
         <w:rPr>
           <w:lang w:val="sw_KE" w:bidi="sw_KE"/>
         </w:rPr>
         <w:t>). Wana wao walikuwa Shear-yashubu na Maher-shalal-hash-bazi (</w:t>
       </w:r>
-      <w:hyperlink r:id="rId62">
-        <w:r>
-          <w:rPr>
-            <w:lang w:val="sw_KE" w:bidi="sw_KE"/>
-          </w:rPr>
-          <w:rPr>
-            <w:color w:val="0000EE"/>
-            <w:u w:val="single"/>
-          </w:rPr>
-          <w:t>Isaya 7:3</w:t>
-        </w:r>
-      </w:hyperlink>
+      <w:r>
+        <w:rPr>
+          <w:lang w:val="sw_KE" w:bidi="sw_KE"/>
+        </w:rPr>
+        <w:t>Isaya 7:3</w:t>
+      </w:r>
       <w:r>
         <w:rPr>
           <w:lang w:val="sw_KE" w:bidi="sw_KE"/>
         </w:rPr>
         <w:t>;</w:t>
       </w:r>
-      <w:hyperlink r:id="rId61">
-        <w:r>
-          <w:rPr>
-            <w:lang w:val="sw_KE" w:bidi="sw_KE"/>
-          </w:rPr>
-          <w:rPr>
-            <w:color w:val="0000EE"/>
-            <w:u w:val="single"/>
-          </w:rPr>
-          <w:t xml:space="preserve"> 8:3</w:t>
-        </w:r>
-      </w:hyperlink>
+      <w:r>
+        <w:rPr>
+          <w:lang w:val="sw_KE" w:bidi="sw_KE"/>
+        </w:rPr>
+        <w:t xml:space="preserve"> 8:3</w:t>
+      </w:r>
       <w:r>
         <w:rPr>
           <w:lang w:val="sw_KE" w:bidi="sw_KE"/>
@@ -1304,108 +992,72 @@
         </w:rPr>
         <w:t>Isaya alikemea uovu wote wa kijamii na kisiasa. Alikosoa watabiri wa bahati na kuwakemea wafalme kwa ukaidi wao na kutojali. Alilaani matajiri na wenye ushawishi waliopuuza majukumu yao. Alihimiza kila mtu kufuata agano la Mungu. Isaya alikataa ibada ya sanamu ya Wakanaani na desturi za kidini zisizo za dhati (</w:t>
       </w:r>
-      <w:hyperlink r:id="rId63">
-        <w:r>
-          <w:rPr>
-            <w:lang w:val="sw_KE" w:bidi="sw_KE"/>
-          </w:rPr>
-          <w:rPr>
-            <w:color w:val="0000EE"/>
-            <w:u w:val="single"/>
-          </w:rPr>
-          <w:t>Isaya 1:10–17</w:t>
-        </w:r>
-      </w:hyperlink>
+      <w:r>
+        <w:rPr>
+          <w:lang w:val="sw_KE" w:bidi="sw_KE"/>
+        </w:rPr>
+        <w:t>Isaya 1:10–17</w:t>
+      </w:r>
       <w:r>
         <w:rPr>
           <w:lang w:val="sw_KE" w:bidi="sw_KE"/>
         </w:rPr>
         <w:t xml:space="preserve">; </w:t>
       </w:r>
-      <w:hyperlink r:id="rId64">
-        <w:r>
-          <w:rPr>
-            <w:lang w:val="sw_KE" w:bidi="sw_KE"/>
-          </w:rPr>
-          <w:rPr>
-            <w:color w:val="0000EE"/>
-            <w:u w:val="single"/>
-          </w:rPr>
-          <w:t>29:13</w:t>
-        </w:r>
-      </w:hyperlink>
+      <w:r>
+        <w:rPr>
+          <w:lang w:val="sw_KE" w:bidi="sw_KE"/>
+        </w:rPr>
+        <w:t>29:13</w:t>
+      </w:r>
       <w:r>
         <w:rPr>
           <w:lang w:val="sw_KE" w:bidi="sw_KE"/>
         </w:rPr>
         <w:t>). Alionya juu ya hukumu na kusema kwamba ni wachache wenye haki tu watakaonusurika (</w:t>
       </w:r>
-      <w:hyperlink r:id="rId65">
-        <w:r>
-          <w:rPr>
-            <w:lang w:val="sw_KE" w:bidi="sw_KE"/>
-          </w:rPr>
-          <w:rPr>
-            <w:color w:val="0000EE"/>
-            <w:u w:val="single"/>
-          </w:rPr>
-          <w:t>Isaya 6:11–13</w:t>
-        </w:r>
-      </w:hyperlink>
+      <w:r>
+        <w:rPr>
+          <w:lang w:val="sw_KE" w:bidi="sw_KE"/>
+        </w:rPr>
+        <w:t>Isaya 6:11–13</w:t>
+      </w:r>
       <w:r>
         <w:rPr>
           <w:lang w:val="sw_KE" w:bidi="sw_KE"/>
         </w:rPr>
         <w:t>). Alitabiri kuja kwa Masihi, mkuu wa amani wa ufalme wa Mungu (</w:t>
       </w:r>
-      <w:hyperlink r:id="rId66">
-        <w:r>
-          <w:rPr>
-            <w:lang w:val="sw_KE" w:bidi="sw_KE"/>
-          </w:rPr>
-          <w:rPr>
-            <w:color w:val="0000EE"/>
-            <w:u w:val="single"/>
-          </w:rPr>
-          <w:t>Isaya 9:6–7</w:t>
-        </w:r>
-      </w:hyperlink>
+      <w:r>
+        <w:rPr>
+          <w:lang w:val="sw_KE" w:bidi="sw_KE"/>
+        </w:rPr>
+        <w:t>Isaya 9:6–7</w:t>
+      </w:r>
       <w:r>
         <w:rPr>
           <w:lang w:val="sw_KE" w:bidi="sw_KE"/>
         </w:rPr>
         <w:t xml:space="preserve">; </w:t>
       </w:r>
-      <w:hyperlink r:id="rId67">
-        <w:r>
-          <w:rPr>
-            <w:lang w:val="sw_KE" w:bidi="sw_KE"/>
-          </w:rPr>
-          <w:rPr>
-            <w:color w:val="0000EE"/>
-            <w:u w:val="single"/>
-          </w:rPr>
-          <w:t>11:1–11</w:t>
-        </w:r>
-      </w:hyperlink>
+      <w:r>
+        <w:rPr>
+          <w:lang w:val="sw_KE" w:bidi="sw_KE"/>
+        </w:rPr>
+        <w:t>11:1–11</w:t>
+      </w:r>
       <w:r>
         <w:rPr>
           <w:lang w:val="sw_KE" w:bidi="sw_KE"/>
         </w:rPr>
         <w:t>). Masihi pia angekuwa mtumishi mtiifu na mwenye mateso (</w:t>
       </w:r>
-      <w:hyperlink r:id="rId68">
-        <w:r>
-          <w:rPr>
-            <w:lang w:val="sw_KE" w:bidi="sw_KE"/>
-          </w:rPr>
-          <w:rPr>
-            <w:color w:val="0000EE"/>
-            <w:u w:val="single"/>
-          </w:rPr>
-          <w:t>53:3–12</w:t>
-        </w:r>
-      </w:hyperlink>
+      <w:r>
+        <w:rPr>
+          <w:lang w:val="sw_KE" w:bidi="sw_KE"/>
+        </w:rPr>
+        <w:t>53:3–12</w:t>
+      </w:r>
       <w:r>
         <w:rPr>
           <w:lang w:val="sw_KE" w:bidi="sw_KE"/>
@@ -1435,432 +1087,288 @@
           <w:lang w:val="sw_KE" w:bidi="sw_KE"/>
         </w:rPr>
       </w:r>
-      <w:hyperlink r:id="rId69">
-        <w:r>
-          <w:rPr>
-            <w:lang w:val="sw_KE" w:bidi="sw_KE"/>
-          </w:rPr>
-          <w:rPr>
-            <w:color w:val="0000EE"/>
-            <w:u w:val="single"/>
-          </w:rPr>
-          <w:t>2 Wafalme 19:1–20:19</w:t>
-        </w:r>
-      </w:hyperlink>
+      <w:r>
+        <w:rPr>
+          <w:lang w:val="sw_KE" w:bidi="sw_KE"/>
+        </w:rPr>
+        <w:t>2 Wafalme 19:1–20:19</w:t>
+      </w:r>
       <w:r>
         <w:rPr>
           <w:lang w:val="sw_KE" w:bidi="sw_KE"/>
         </w:rPr>
         <w:t xml:space="preserve">; </w:t>
       </w:r>
-      <w:hyperlink r:id="rId59">
-        <w:r>
-          <w:rPr>
-            <w:lang w:val="sw_KE" w:bidi="sw_KE"/>
-          </w:rPr>
-          <w:rPr>
-            <w:color w:val="0000EE"/>
-            <w:u w:val="single"/>
-          </w:rPr>
-          <w:t>2 Mambo ya Nyakati 26:22</w:t>
-        </w:r>
-      </w:hyperlink>
+      <w:r>
+        <w:rPr>
+          <w:lang w:val="sw_KE" w:bidi="sw_KE"/>
+        </w:rPr>
+        <w:t>2 Mambo ya Nyakati 26:22</w:t>
+      </w:r>
       <w:r>
         <w:rPr>
           <w:lang w:val="sw_KE" w:bidi="sw_KE"/>
         </w:rPr>
         <w:t xml:space="preserve">; </w:t>
       </w:r>
-      <w:hyperlink r:id="rId70">
-        <w:r>
-          <w:rPr>
-            <w:lang w:val="sw_KE" w:bidi="sw_KE"/>
-          </w:rPr>
-          <w:rPr>
-            <w:color w:val="0000EE"/>
-            <w:u w:val="single"/>
-          </w:rPr>
-          <w:t>32:20</w:t>
-        </w:r>
-      </w:hyperlink>
+      <w:r>
+        <w:rPr>
+          <w:lang w:val="sw_KE" w:bidi="sw_KE"/>
+        </w:rPr>
+        <w:t>32:20</w:t>
+      </w:r>
       <w:r>
         <w:rPr>
           <w:lang w:val="sw_KE" w:bidi="sw_KE"/>
         </w:rPr>
         <w:t xml:space="preserve">, </w:t>
       </w:r>
-      <w:hyperlink r:id="rId60">
-        <w:r>
-          <w:rPr>
-            <w:lang w:val="sw_KE" w:bidi="sw_KE"/>
-          </w:rPr>
-          <w:rPr>
-            <w:color w:val="0000EE"/>
-            <w:u w:val="single"/>
-          </w:rPr>
-          <w:t>32</w:t>
-        </w:r>
-      </w:hyperlink>
+      <w:r>
+        <w:rPr>
+          <w:lang w:val="sw_KE" w:bidi="sw_KE"/>
+        </w:rPr>
+        <w:t>32</w:t>
+      </w:r>
       <w:r>
         <w:rPr>
           <w:lang w:val="sw_KE" w:bidi="sw_KE"/>
         </w:rPr>
         <w:t xml:space="preserve">; </w:t>
       </w:r>
-      <w:hyperlink r:id="rId71">
-        <w:r>
-          <w:rPr>
-            <w:lang w:val="sw_KE" w:bidi="sw_KE"/>
-          </w:rPr>
-          <w:rPr>
-            <w:color w:val="0000EE"/>
-            <w:u w:val="single"/>
-          </w:rPr>
-          <w:t>Isaya 1:1–66:24</w:t>
-        </w:r>
-      </w:hyperlink>
+      <w:r>
+        <w:rPr>
+          <w:lang w:val="sw_KE" w:bidi="sw_KE"/>
+        </w:rPr>
+        <w:t>Isaya 1:1–66:24</w:t>
+      </w:r>
       <w:r>
         <w:rPr>
           <w:lang w:val="sw_KE" w:bidi="sw_KE"/>
         </w:rPr>
         <w:t xml:space="preserve">; </w:t>
       </w:r>
-      <w:hyperlink r:id="rId72">
-        <w:r>
-          <w:rPr>
-            <w:lang w:val="sw_KE" w:bidi="sw_KE"/>
-          </w:rPr>
-          <w:rPr>
-            <w:color w:val="0000EE"/>
-            <w:u w:val="single"/>
-          </w:rPr>
-          <w:t>Mathayo 3:3</w:t>
-        </w:r>
-      </w:hyperlink>
+      <w:r>
+        <w:rPr>
+          <w:lang w:val="sw_KE" w:bidi="sw_KE"/>
+        </w:rPr>
+        <w:t>Mathayo 3:3</w:t>
+      </w:r>
       <w:r>
         <w:rPr>
           <w:lang w:val="sw_KE" w:bidi="sw_KE"/>
         </w:rPr>
         <w:t xml:space="preserve">; </w:t>
       </w:r>
-      <w:hyperlink r:id="rId73">
-        <w:r>
-          <w:rPr>
-            <w:lang w:val="sw_KE" w:bidi="sw_KE"/>
-          </w:rPr>
-          <w:rPr>
-            <w:color w:val="0000EE"/>
-            <w:u w:val="single"/>
-          </w:rPr>
-          <w:t>4:14–16</w:t>
-        </w:r>
-      </w:hyperlink>
+      <w:r>
+        <w:rPr>
+          <w:lang w:val="sw_KE" w:bidi="sw_KE"/>
+        </w:rPr>
+        <w:t>4:14–16</w:t>
+      </w:r>
       <w:r>
         <w:rPr>
           <w:lang w:val="sw_KE" w:bidi="sw_KE"/>
         </w:rPr>
         <w:t xml:space="preserve">; </w:t>
       </w:r>
-      <w:hyperlink r:id="rId74">
-        <w:r>
-          <w:rPr>
-            <w:lang w:val="sw_KE" w:bidi="sw_KE"/>
-          </w:rPr>
-          <w:rPr>
-            <w:color w:val="0000EE"/>
-            <w:u w:val="single"/>
-          </w:rPr>
-          <w:t>8:17</w:t>
-        </w:r>
-      </w:hyperlink>
+      <w:r>
+        <w:rPr>
+          <w:lang w:val="sw_KE" w:bidi="sw_KE"/>
+        </w:rPr>
+        <w:t>8:17</w:t>
+      </w:r>
       <w:r>
         <w:rPr>
           <w:lang w:val="sw_KE" w:bidi="sw_KE"/>
         </w:rPr>
         <w:t xml:space="preserve">; </w:t>
       </w:r>
-      <w:hyperlink r:id="rId75">
-        <w:r>
-          <w:rPr>
-            <w:lang w:val="sw_KE" w:bidi="sw_KE"/>
-          </w:rPr>
-          <w:rPr>
-            <w:color w:val="0000EE"/>
-            <w:u w:val="single"/>
-          </w:rPr>
-          <w:t>12:17–21</w:t>
-        </w:r>
-      </w:hyperlink>
+      <w:r>
+        <w:rPr>
+          <w:lang w:val="sw_KE" w:bidi="sw_KE"/>
+        </w:rPr>
+        <w:t>12:17–21</w:t>
+      </w:r>
       <w:r>
         <w:rPr>
           <w:lang w:val="sw_KE" w:bidi="sw_KE"/>
         </w:rPr>
         <w:t xml:space="preserve">; </w:t>
       </w:r>
-      <w:hyperlink r:id="rId76">
-        <w:r>
-          <w:rPr>
-            <w:lang w:val="sw_KE" w:bidi="sw_KE"/>
-          </w:rPr>
-          <w:rPr>
-            <w:color w:val="0000EE"/>
-            <w:u w:val="single"/>
-          </w:rPr>
-          <w:t>13:14–15</w:t>
-        </w:r>
-      </w:hyperlink>
+      <w:r>
+        <w:rPr>
+          <w:lang w:val="sw_KE" w:bidi="sw_KE"/>
+        </w:rPr>
+        <w:t>13:14–15</w:t>
+      </w:r>
       <w:r>
         <w:rPr>
           <w:lang w:val="sw_KE" w:bidi="sw_KE"/>
         </w:rPr>
         <w:t xml:space="preserve">; </w:t>
       </w:r>
-      <w:hyperlink r:id="rId77">
-        <w:r>
-          <w:rPr>
-            <w:lang w:val="sw_KE" w:bidi="sw_KE"/>
-          </w:rPr>
-          <w:rPr>
-            <w:color w:val="0000EE"/>
-            <w:u w:val="single"/>
-          </w:rPr>
-          <w:t>15:7–9</w:t>
-        </w:r>
-      </w:hyperlink>
+      <w:r>
+        <w:rPr>
+          <w:lang w:val="sw_KE" w:bidi="sw_KE"/>
+        </w:rPr>
+        <w:t>15:7–9</w:t>
+      </w:r>
       <w:r>
         <w:rPr>
           <w:lang w:val="sw_KE" w:bidi="sw_KE"/>
         </w:rPr>
         <w:t xml:space="preserve">; </w:t>
       </w:r>
-      <w:hyperlink r:id="rId78">
-        <w:r>
-          <w:rPr>
-            <w:lang w:val="sw_KE" w:bidi="sw_KE"/>
-          </w:rPr>
-          <w:rPr>
-            <w:color w:val="0000EE"/>
-            <w:u w:val="single"/>
-          </w:rPr>
-          <w:t>Marko 1:2–3</w:t>
-        </w:r>
-      </w:hyperlink>
+      <w:r>
+        <w:rPr>
+          <w:lang w:val="sw_KE" w:bidi="sw_KE"/>
+        </w:rPr>
+        <w:t>Marko 1:2–3</w:t>
+      </w:r>
       <w:r>
         <w:rPr>
           <w:lang w:val="sw_KE" w:bidi="sw_KE"/>
         </w:rPr>
         <w:t xml:space="preserve">; </w:t>
       </w:r>
-      <w:hyperlink r:id="rId79">
-        <w:r>
-          <w:rPr>
-            <w:lang w:val="sw_KE" w:bidi="sw_KE"/>
-          </w:rPr>
-          <w:rPr>
-            <w:color w:val="0000EE"/>
-            <w:u w:val="single"/>
-          </w:rPr>
-          <w:t>7:6–7</w:t>
-        </w:r>
-      </w:hyperlink>
+      <w:r>
+        <w:rPr>
+          <w:lang w:val="sw_KE" w:bidi="sw_KE"/>
+        </w:rPr>
+        <w:t>7:6–7</w:t>
+      </w:r>
       <w:r>
         <w:rPr>
           <w:lang w:val="sw_KE" w:bidi="sw_KE"/>
         </w:rPr>
         <w:t xml:space="preserve">; </w:t>
       </w:r>
-      <w:hyperlink r:id="rId80">
-        <w:r>
-          <w:rPr>
-            <w:lang w:val="sw_KE" w:bidi="sw_KE"/>
-          </w:rPr>
-          <w:rPr>
-            <w:color w:val="0000EE"/>
-            <w:u w:val="single"/>
-          </w:rPr>
-          <w:t>Luka 3:4–6</w:t>
-        </w:r>
-      </w:hyperlink>
+      <w:r>
+        <w:rPr>
+          <w:lang w:val="sw_KE" w:bidi="sw_KE"/>
+        </w:rPr>
+        <w:t>Luka 3:4–6</w:t>
+      </w:r>
       <w:r>
         <w:rPr>
           <w:lang w:val="sw_KE" w:bidi="sw_KE"/>
         </w:rPr>
         <w:t xml:space="preserve">; </w:t>
       </w:r>
-      <w:hyperlink r:id="rId81">
-        <w:r>
-          <w:rPr>
-            <w:lang w:val="sw_KE" w:bidi="sw_KE"/>
-          </w:rPr>
-          <w:rPr>
-            <w:color w:val="0000EE"/>
-            <w:u w:val="single"/>
-          </w:rPr>
-          <w:t>4:17–19</w:t>
-        </w:r>
-      </w:hyperlink>
+      <w:r>
+        <w:rPr>
+          <w:lang w:val="sw_KE" w:bidi="sw_KE"/>
+        </w:rPr>
+        <w:t>4:17–19</w:t>
+      </w:r>
       <w:r>
         <w:rPr>
           <w:lang w:val="sw_KE" w:bidi="sw_KE"/>
         </w:rPr>
         <w:t xml:space="preserve">; </w:t>
       </w:r>
-      <w:hyperlink r:id="rId82">
-        <w:r>
-          <w:rPr>
-            <w:lang w:val="sw_KE" w:bidi="sw_KE"/>
-          </w:rPr>
-          <w:rPr>
-            <w:color w:val="0000EE"/>
-            <w:u w:val="single"/>
-          </w:rPr>
-          <w:t>Yohana 1:23</w:t>
-        </w:r>
-      </w:hyperlink>
+      <w:r>
+        <w:rPr>
+          <w:lang w:val="sw_KE" w:bidi="sw_KE"/>
+        </w:rPr>
+        <w:t>Yohana 1:23</w:t>
+      </w:r>
       <w:r>
         <w:rPr>
           <w:lang w:val="sw_KE" w:bidi="sw_KE"/>
         </w:rPr>
         <w:t xml:space="preserve">; </w:t>
       </w:r>
-      <w:hyperlink r:id="rId83">
-        <w:r>
-          <w:rPr>
-            <w:lang w:val="sw_KE" w:bidi="sw_KE"/>
-          </w:rPr>
-          <w:rPr>
-            <w:color w:val="0000EE"/>
-            <w:u w:val="single"/>
-          </w:rPr>
-          <w:t>12:38–41</w:t>
-        </w:r>
-      </w:hyperlink>
+      <w:r>
+        <w:rPr>
+          <w:lang w:val="sw_KE" w:bidi="sw_KE"/>
+        </w:rPr>
+        <w:t>12:38–41</w:t>
+      </w:r>
       <w:r>
         <w:rPr>
           <w:lang w:val="sw_KE" w:bidi="sw_KE"/>
         </w:rPr>
         <w:t xml:space="preserve">; </w:t>
       </w:r>
-      <w:hyperlink r:id="rId84">
-        <w:r>
-          <w:rPr>
-            <w:lang w:val="sw_KE" w:bidi="sw_KE"/>
-          </w:rPr>
-          <w:rPr>
-            <w:color w:val="0000EE"/>
-            <w:u w:val="single"/>
-          </w:rPr>
-          <w:t>Matendo 8:28–34</w:t>
-        </w:r>
-      </w:hyperlink>
+      <w:r>
+        <w:rPr>
+          <w:lang w:val="sw_KE" w:bidi="sw_KE"/>
+        </w:rPr>
+        <w:t>Matendo 8:28–34</w:t>
+      </w:r>
       <w:r>
         <w:rPr>
           <w:lang w:val="sw_KE" w:bidi="sw_KE"/>
         </w:rPr>
         <w:t xml:space="preserve">; </w:t>
       </w:r>
-      <w:hyperlink r:id="rId85">
-        <w:r>
-          <w:rPr>
-            <w:lang w:val="sw_KE" w:bidi="sw_KE"/>
-          </w:rPr>
-          <w:rPr>
-            <w:color w:val="0000EE"/>
-            <w:u w:val="single"/>
-          </w:rPr>
-          <w:t>28:25–27</w:t>
-        </w:r>
-      </w:hyperlink>
+      <w:r>
+        <w:rPr>
+          <w:lang w:val="sw_KE" w:bidi="sw_KE"/>
+        </w:rPr>
+        <w:t>28:25–27</w:t>
+      </w:r>
       <w:r>
         <w:rPr>
           <w:lang w:val="sw_KE" w:bidi="sw_KE"/>
         </w:rPr>
         <w:t xml:space="preserve">; </w:t>
       </w:r>
-      <w:hyperlink r:id="rId86">
-        <w:r>
-          <w:rPr>
-            <w:lang w:val="sw_KE" w:bidi="sw_KE"/>
-          </w:rPr>
-          <w:rPr>
-            <w:color w:val="0000EE"/>
-            <w:u w:val="single"/>
-          </w:rPr>
-          <w:t>Warumi 9:27–29</w:t>
-        </w:r>
-      </w:hyperlink>
+      <w:r>
+        <w:rPr>
+          <w:lang w:val="sw_KE" w:bidi="sw_KE"/>
+        </w:rPr>
+        <w:t>Warumi 9:27–29</w:t>
+      </w:r>
       <w:r>
         <w:rPr>
           <w:lang w:val="sw_KE" w:bidi="sw_KE"/>
         </w:rPr>
         <w:t xml:space="preserve">; </w:t>
       </w:r>
-      <w:hyperlink r:id="rId87">
-        <w:r>
-          <w:rPr>
-            <w:lang w:val="sw_KE" w:bidi="sw_KE"/>
-          </w:rPr>
-          <w:rPr>
-            <w:color w:val="0000EE"/>
-            <w:u w:val="single"/>
-          </w:rPr>
-          <w:t>10:15–16</w:t>
-        </w:r>
-      </w:hyperlink>
+      <w:r>
+        <w:rPr>
+          <w:lang w:val="sw_KE" w:bidi="sw_KE"/>
+        </w:rPr>
+        <w:t>10:15–16</w:t>
+      </w:r>
       <w:r>
         <w:rPr>
           <w:lang w:val="sw_KE" w:bidi="sw_KE"/>
         </w:rPr>
         <w:t xml:space="preserve">, </w:t>
       </w:r>
-      <w:hyperlink r:id="rId88">
-        <w:r>
-          <w:rPr>
-            <w:lang w:val="sw_KE" w:bidi="sw_KE"/>
-          </w:rPr>
-          <w:rPr>
-            <w:color w:val="0000EE"/>
-            <w:u w:val="single"/>
-          </w:rPr>
-          <w:t>20–21</w:t>
-        </w:r>
-      </w:hyperlink>
+      <w:r>
+        <w:rPr>
+          <w:lang w:val="sw_KE" w:bidi="sw_KE"/>
+        </w:rPr>
+        <w:t>20–21</w:t>
+      </w:r>
       <w:r>
         <w:rPr>
           <w:lang w:val="sw_KE" w:bidi="sw_KE"/>
         </w:rPr>
         <w:t xml:space="preserve">; </w:t>
       </w:r>
-      <w:hyperlink r:id="rId89">
-        <w:r>
-          <w:rPr>
-            <w:lang w:val="sw_KE" w:bidi="sw_KE"/>
-          </w:rPr>
-          <w:rPr>
-            <w:color w:val="0000EE"/>
-            <w:u w:val="single"/>
-          </w:rPr>
-          <w:t>15:12</w:t>
-        </w:r>
-      </w:hyperlink>
+      <w:r>
+        <w:rPr>
+          <w:lang w:val="sw_KE" w:bidi="sw_KE"/>
+        </w:rPr>
+        <w:t>15:12</w:t>
+      </w:r>
       <w:r>
         <w:rPr>
           <w:lang w:val="sw_KE" w:bidi="sw_KE"/>
         </w:rPr>
         <w:t xml:space="preserve">; </w:t>
       </w:r>
-      <w:hyperlink r:id="rId90">
-        <w:r>
-          <w:rPr>
-            <w:lang w:val="sw_KE" w:bidi="sw_KE"/>
-          </w:rPr>
-          <w:rPr>
-            <w:color w:val="0000EE"/>
-            <w:u w:val="single"/>
-          </w:rPr>
-          <w:t>Wagalatia 4:27</w:t>
-        </w:r>
-      </w:hyperlink>
+      <w:r>
+        <w:rPr>
+          <w:lang w:val="sw_KE" w:bidi="sw_KE"/>
+        </w:rPr>
+        <w:t>Wagalatia 4:27</w:t>
+      </w:r>
       <w:r>
         <w:rPr>
           <w:lang w:val="sw_KE" w:bidi="sw_KE"/>
@@ -1909,144 +1417,96 @@
         </w:rPr>
         <w:t>Ishmaeli alikuwa mwana wa kwanza wa Abrahamu, alizaliwa na Hajiri, mtumishi wa Misri wa Sara. Mvulana alizaliwa karibu na Hebroni wakati Abrahamu alikuwa na umri wa miaka themanini na sita (</w:t>
       </w:r>
-      <w:hyperlink r:id="rId91">
-        <w:r>
-          <w:rPr>
-            <w:lang w:val="sw_KE" w:bidi="sw_KE"/>
-          </w:rPr>
-          <w:rPr>
-            <w:color w:val="0000EE"/>
-            <w:u w:val="single"/>
-          </w:rPr>
-          <w:t>Mwanzo 13:18</w:t>
-        </w:r>
-      </w:hyperlink>
+      <w:r>
+        <w:rPr>
+          <w:lang w:val="sw_KE" w:bidi="sw_KE"/>
+        </w:rPr>
+        <w:t>Mwanzo 13:18</w:t>
+      </w:r>
       <w:r>
         <w:rPr>
           <w:lang w:val="sw_KE" w:bidi="sw_KE"/>
         </w:rPr>
         <w:t xml:space="preserve">; </w:t>
       </w:r>
-      <w:hyperlink r:id="rId92">
-        <w:r>
-          <w:rPr>
-            <w:lang w:val="sw_KE" w:bidi="sw_KE"/>
-          </w:rPr>
-          <w:rPr>
-            <w:color w:val="0000EE"/>
-            <w:u w:val="single"/>
-          </w:rPr>
-          <w:t>16:16</w:t>
-        </w:r>
-      </w:hyperlink>
+      <w:r>
+        <w:rPr>
+          <w:lang w:val="sw_KE" w:bidi="sw_KE"/>
+        </w:rPr>
+        <w:t>16:16</w:t>
+      </w:r>
       <w:r>
         <w:rPr>
           <w:lang w:val="sw_KE" w:bidi="sw_KE"/>
         </w:rPr>
         <w:t>). Mungu aliahidi kumfanya Abrahamu asiye na watoto kuwa taifa kubwa (</w:t>
       </w:r>
-      <w:hyperlink r:id="rId93">
-        <w:r>
-          <w:rPr>
-            <w:lang w:val="sw_KE" w:bidi="sw_KE"/>
-          </w:rPr>
-          <w:rPr>
-            <w:color w:val="0000EE"/>
-            <w:u w:val="single"/>
-          </w:rPr>
-          <w:t>Mwanzo 12:2</w:t>
-        </w:r>
-      </w:hyperlink>
+      <w:r>
+        <w:rPr>
+          <w:lang w:val="sw_KE" w:bidi="sw_KE"/>
+        </w:rPr>
+        <w:t>Mwanzo 12:2</w:t>
+      </w:r>
       <w:r>
         <w:rPr>
           <w:lang w:val="sw_KE" w:bidi="sw_KE"/>
         </w:rPr>
         <w:t>). Mungu alimhakikishia kwamba angekuwa na mwana kama mrithi wake (</w:t>
       </w:r>
-      <w:hyperlink r:id="rId94">
-        <w:r>
-          <w:rPr>
-            <w:lang w:val="sw_KE" w:bidi="sw_KE"/>
-          </w:rPr>
-          <w:rPr>
-            <w:color w:val="0000EE"/>
-            <w:u w:val="single"/>
-          </w:rPr>
-          <w:t>15:4</w:t>
-        </w:r>
-      </w:hyperlink>
+      <w:r>
+        <w:rPr>
+          <w:lang w:val="sw_KE" w:bidi="sw_KE"/>
+        </w:rPr>
+        <w:t>15:4</w:t>
+      </w:r>
       <w:r>
         <w:rPr>
           <w:lang w:val="sw_KE" w:bidi="sw_KE"/>
         </w:rPr>
         <w:t xml:space="preserve">). Ishmaeli alizaliwa wakati Abrahamu alijaribu kutimiza ahadi ya Mungu kwa njia za kibinadamu (tazama </w:t>
       </w:r>
-      <w:hyperlink r:id="rId20">
-        <w:r>
-          <w:rPr>
-            <w:lang w:val="sw_KE" w:bidi="sw_KE"/>
-          </w:rPr>
-          <w:rPr>
-            <w:color w:val="0000EE"/>
-            <w:u w:val="single"/>
-          </w:rPr>
-          <w:t>Mwanzo 16:1–16</w:t>
-        </w:r>
-      </w:hyperlink>
+      <w:r>
+        <w:rPr>
+          <w:lang w:val="sw_KE" w:bidi="sw_KE"/>
+        </w:rPr>
+        <w:t>Mwanzo 16:1–16</w:t>
+      </w:r>
       <w:r>
         <w:rPr>
           <w:lang w:val="sw_KE" w:bidi="sw_KE"/>
         </w:rPr>
         <w:t xml:space="preserve">; </w:t>
       </w:r>
-      <w:hyperlink r:id="rId95">
-        <w:r>
-          <w:rPr>
-            <w:lang w:val="sw_KE" w:bidi="sw_KE"/>
-          </w:rPr>
-          <w:rPr>
-            <w:color w:val="0000EE"/>
-            <w:u w:val="single"/>
-          </w:rPr>
-          <w:t>Wagalatia 4:23</w:t>
-        </w:r>
-      </w:hyperlink>
+      <w:r>
+        <w:rPr>
+          <w:lang w:val="sw_KE" w:bidi="sw_KE"/>
+        </w:rPr>
+        <w:t>Wagalatia 4:23</w:t>
+      </w:r>
       <w:r>
         <w:rPr>
           <w:lang w:val="sw_KE" w:bidi="sw_KE"/>
         </w:rPr>
         <w:t xml:space="preserve">). Hata hivyo, Mungu bado alitimiza malengo yake kupitia Sara (tazama </w:t>
       </w:r>
-      <w:hyperlink r:id="rId96">
-        <w:r>
-          <w:rPr>
-            <w:lang w:val="sw_KE" w:bidi="sw_KE"/>
-          </w:rPr>
-          <w:rPr>
-            <w:color w:val="0000EE"/>
-            <w:u w:val="single"/>
-          </w:rPr>
-          <w:t>Mwanzo 17:15–18:15</w:t>
-        </w:r>
-      </w:hyperlink>
+      <w:r>
+        <w:rPr>
+          <w:lang w:val="sw_KE" w:bidi="sw_KE"/>
+        </w:rPr>
+        <w:t>Mwanzo 17:15–18:15</w:t>
+      </w:r>
       <w:r>
         <w:rPr>
           <w:lang w:val="sw_KE" w:bidi="sw_KE"/>
         </w:rPr>
         <w:t xml:space="preserve">; </w:t>
       </w:r>
-      <w:hyperlink r:id="rId97">
-        <w:r>
-          <w:rPr>
-            <w:lang w:val="sw_KE" w:bidi="sw_KE"/>
-          </w:rPr>
-          <w:rPr>
-            <w:color w:val="0000EE"/>
-            <w:u w:val="single"/>
-          </w:rPr>
-          <w:t>21:1–7</w:t>
-        </w:r>
-      </w:hyperlink>
+      <w:r>
+        <w:rPr>
+          <w:lang w:val="sw_KE" w:bidi="sw_KE"/>
+        </w:rPr>
+        <w:t>21:1–7</w:t>
+      </w:r>
       <w:r>
         <w:rPr>
           <w:lang w:val="sw_KE" w:bidi="sw_KE"/>
@@ -2067,72 +1527,48 @@
         </w:rPr>
         <w:t>Mungu alisema Sara angepata mwana ili kutimiza ahadi (</w:t>
       </w:r>
-      <w:hyperlink r:id="rId98">
-        <w:r>
-          <w:rPr>
-            <w:lang w:val="sw_KE" w:bidi="sw_KE"/>
-          </w:rPr>
-          <w:rPr>
-            <w:color w:val="0000EE"/>
-            <w:u w:val="single"/>
-          </w:rPr>
-          <w:t>Mwanzo 17:15–16</w:t>
-        </w:r>
-      </w:hyperlink>
+      <w:r>
+        <w:rPr>
+          <w:lang w:val="sw_KE" w:bidi="sw_KE"/>
+        </w:rPr>
+        <w:t>Mwanzo 17:15–16</w:t>
+      </w:r>
       <w:r>
         <w:rPr>
           <w:lang w:val="sw_KE" w:bidi="sw_KE"/>
         </w:rPr>
         <w:t>). Abrahamu alimwomba Mungu amkubali Ishmaeli (</w:t>
       </w:r>
-      <w:hyperlink r:id="rId99">
-        <w:r>
-          <w:rPr>
-            <w:lang w:val="sw_KE" w:bidi="sw_KE"/>
-          </w:rPr>
-          <w:rPr>
-            <w:color w:val="0000EE"/>
-            <w:u w:val="single"/>
-          </w:rPr>
-          <w:t>17:17–18</w:t>
-        </w:r>
-      </w:hyperlink>
+      <w:r>
+        <w:rPr>
+          <w:lang w:val="sw_KE" w:bidi="sw_KE"/>
+        </w:rPr>
+        <w:t>17:17–18</w:t>
+      </w:r>
       <w:r>
         <w:rPr>
           <w:lang w:val="sw_KE" w:bidi="sw_KE"/>
         </w:rPr>
         <w:t>). Ishmaeli hakuwa mwana wa ahadi kwa sababu makubaliano maalum ya Mungu (agano) yalikuwa na Isaka (</w:t>
       </w:r>
-      <w:hyperlink r:id="rId100">
-        <w:r>
-          <w:rPr>
-            <w:lang w:val="sw_KE" w:bidi="sw_KE"/>
-          </w:rPr>
-          <w:rPr>
-            <w:color w:val="0000EE"/>
-            <w:u w:val="single"/>
-          </w:rPr>
-          <w:t>Mwanzo 17:19</w:t>
-        </w:r>
-      </w:hyperlink>
+      <w:r>
+        <w:rPr>
+          <w:lang w:val="sw_KE" w:bidi="sw_KE"/>
+        </w:rPr>
+        <w:t>Mwanzo 17:19</w:t>
+      </w:r>
       <w:r>
         <w:rPr>
           <w:lang w:val="sw_KE" w:bidi="sw_KE"/>
         </w:rPr>
         <w:t>). Hata hivyo, Mungu alimbariki Ishmaeli na kumfanya baba wa taifa kubwa (</w:t>
       </w:r>
-      <w:hyperlink r:id="rId101">
-        <w:r>
-          <w:rPr>
-            <w:lang w:val="sw_KE" w:bidi="sw_KE"/>
-          </w:rPr>
-          <w:rPr>
-            <w:color w:val="0000EE"/>
-            <w:u w:val="single"/>
-          </w:rPr>
-          <w:t>Mwanzo 17:20–21</w:t>
-        </w:r>
-      </w:hyperlink>
+      <w:r>
+        <w:rPr>
+          <w:lang w:val="sw_KE" w:bidi="sw_KE"/>
+        </w:rPr>
+        <w:t>Mwanzo 17:20–21</w:t>
+      </w:r>
       <w:r>
         <w:rPr>
           <w:lang w:val="sw_KE" w:bidi="sw_KE"/>
@@ -2153,144 +1589,96 @@
         </w:rPr>
         <w:t>Wakati Ishmaeli alipokuwa na miaka kumi na mitatu, alitahiriwa kama sehemu ya agano la Mungu na Abrahamu (</w:t>
       </w:r>
-      <w:hyperlink r:id="rId102">
-        <w:r>
-          <w:rPr>
-            <w:lang w:val="sw_KE" w:bidi="sw_KE"/>
-          </w:rPr>
-          <w:rPr>
-            <w:color w:val="0000EE"/>
-            <w:u w:val="single"/>
-          </w:rPr>
-          <w:t>Mwanzo 17:9–14</w:t>
-        </w:r>
-      </w:hyperlink>
+      <w:r>
+        <w:rPr>
+          <w:lang w:val="sw_KE" w:bidi="sw_KE"/>
+        </w:rPr>
+        <w:t>Mwanzo 17:9–14</w:t>
+      </w:r>
       <w:r>
         <w:rPr>
           <w:lang w:val="sw_KE" w:bidi="sw_KE"/>
         </w:rPr>
         <w:t xml:space="preserve">, </w:t>
       </w:r>
-      <w:hyperlink r:id="rId103">
-        <w:r>
-          <w:rPr>
-            <w:lang w:val="sw_KE" w:bidi="sw_KE"/>
-          </w:rPr>
-          <w:rPr>
-            <w:color w:val="0000EE"/>
-            <w:u w:val="single"/>
-          </w:rPr>
-          <w:t>23–27</w:t>
-        </w:r>
-      </w:hyperlink>
+      <w:r>
+        <w:rPr>
+          <w:lang w:val="sw_KE" w:bidi="sw_KE"/>
+        </w:rPr>
+        <w:t>23–27</w:t>
+      </w:r>
       <w:r>
         <w:rPr>
           <w:lang w:val="sw_KE" w:bidi="sw_KE"/>
         </w:rPr>
         <w:t>). Katika sherehe ya kumwachisha Isaka kunyonya, wakati Ishmaeli alipokuwa na umri wa miaka kumi na saba, alimdhihaki Isaka (</w:t>
       </w:r>
-      <w:hyperlink r:id="rId104">
-        <w:r>
-          <w:rPr>
-            <w:lang w:val="sw_KE" w:bidi="sw_KE"/>
-          </w:rPr>
-          <w:rPr>
-            <w:color w:val="0000EE"/>
-            <w:u w:val="single"/>
-          </w:rPr>
-          <w:t>Mwanzo 21:9</w:t>
-        </w:r>
-      </w:hyperlink>
+      <w:r>
+        <w:rPr>
+          <w:lang w:val="sw_KE" w:bidi="sw_KE"/>
+        </w:rPr>
+        <w:t>Mwanzo 21:9</w:t>
+      </w:r>
       <w:r>
         <w:rPr>
           <w:lang w:val="sw_KE" w:bidi="sw_KE"/>
         </w:rPr>
         <w:t>). Kwa sababu hiyo, Abrahamu alimpeleka Ishmaeli na Hajiri mbali na akawapa mahitaji. Malaika wa Mungu alimsaidia Hajiri kuishi katika nyika, na Ishmaeli akawa mwindaji. Alikaa katika nyika ya Parani na akaoa mwanamke wa Misri (</w:t>
       </w:r>
-      <w:hyperlink r:id="rId105">
-        <w:r>
-          <w:rPr>
-            <w:lang w:val="sw_KE" w:bidi="sw_KE"/>
-          </w:rPr>
-          <w:rPr>
-            <w:color w:val="0000EE"/>
-            <w:u w:val="single"/>
-          </w:rPr>
-          <w:t>Mwanzo 21:20–21</w:t>
-        </w:r>
-      </w:hyperlink>
+      <w:r>
+        <w:rPr>
+          <w:lang w:val="sw_KE" w:bidi="sw_KE"/>
+        </w:rPr>
+        <w:t>Mwanzo 21:20–21</w:t>
+      </w:r>
       <w:r>
         <w:rPr>
           <w:lang w:val="sw_KE" w:bidi="sw_KE"/>
         </w:rPr>
         <w:t>). Ishmaeli alisaidia kumzika Abrahamu (</w:t>
       </w:r>
-      <w:hyperlink r:id="rId106">
-        <w:r>
-          <w:rPr>
-            <w:lang w:val="sw_KE" w:bidi="sw_KE"/>
-          </w:rPr>
-          <w:rPr>
-            <w:color w:val="0000EE"/>
-            <w:u w:val="single"/>
-          </w:rPr>
-          <w:t>Mwanzo 25:9–10</w:t>
-        </w:r>
-      </w:hyperlink>
+      <w:r>
+        <w:rPr>
+          <w:lang w:val="sw_KE" w:bidi="sw_KE"/>
+        </w:rPr>
+        <w:t>Mwanzo 25:9–10</w:t>
+      </w:r>
       <w:r>
         <w:rPr>
           <w:lang w:val="sw_KE" w:bidi="sw_KE"/>
         </w:rPr>
         <w:t>). Alimpa binti yake Mahalathi kuolewa na Esau (</w:t>
       </w:r>
-      <w:hyperlink r:id="rId107">
-        <w:r>
-          <w:rPr>
-            <w:lang w:val="sw_KE" w:bidi="sw_KE"/>
-          </w:rPr>
-          <w:rPr>
-            <w:color w:val="0000EE"/>
-            <w:u w:val="single"/>
-          </w:rPr>
-          <w:t>28:9</w:t>
-        </w:r>
-      </w:hyperlink>
+      <w:r>
+        <w:rPr>
+          <w:lang w:val="sw_KE" w:bidi="sw_KE"/>
+        </w:rPr>
+        <w:t>28:9</w:t>
+      </w:r>
       <w:r>
         <w:rPr>
           <w:lang w:val="sw_KE" w:bidi="sw_KE"/>
         </w:rPr>
         <w:t>). Ishmaeli alikufa akiwa na umri wa miaka 137 (</w:t>
       </w:r>
-      <w:hyperlink r:id="rId108">
-        <w:r>
-          <w:rPr>
-            <w:lang w:val="sw_KE" w:bidi="sw_KE"/>
-          </w:rPr>
-          <w:rPr>
-            <w:color w:val="0000EE"/>
-            <w:u w:val="single"/>
-          </w:rPr>
-          <w:t>25:17</w:t>
-        </w:r>
-      </w:hyperlink>
+      <w:r>
+        <w:rPr>
+          <w:lang w:val="sw_KE" w:bidi="sw_KE"/>
+        </w:rPr>
+        <w:t>25:17</w:t>
+      </w:r>
       <w:r>
         <w:rPr>
           <w:lang w:val="sw_KE" w:bidi="sw_KE"/>
         </w:rPr>
         <w:t xml:space="preserve">). Wanawe kumi na wawili wametajwa katika </w:t>
       </w:r>
-      <w:hyperlink r:id="rId109">
-        <w:r>
-          <w:rPr>
-            <w:lang w:val="sw_KE" w:bidi="sw_KE"/>
-          </w:rPr>
-          <w:rPr>
-            <w:color w:val="0000EE"/>
-            <w:u w:val="single"/>
-          </w:rPr>
-          <w:t>Mwanzo 25:13–15</w:t>
-        </w:r>
-      </w:hyperlink>
+      <w:r>
+        <w:rPr>
+          <w:lang w:val="sw_KE" w:bidi="sw_KE"/>
+        </w:rPr>
+        <w:t>Mwanzo 25:13–15</w:t>
+      </w:r>
       <w:r>
         <w:rPr>
           <w:lang w:val="sw_KE" w:bidi="sw_KE"/>
@@ -2311,36 +1699,24 @@
         </w:rPr>
         <w:t xml:space="preserve">Paulo alimtaja Ishmaeli ili kuwatia moyo Wagalatia kumtumaini Mungu badala ya sheria (tazama </w:t>
       </w:r>
-      <w:hyperlink r:id="rId55">
-        <w:r>
-          <w:rPr>
-            <w:lang w:val="sw_KE" w:bidi="sw_KE"/>
-          </w:rPr>
-          <w:rPr>
-            <w:color w:val="0000EE"/>
-            <w:u w:val="single"/>
-          </w:rPr>
-          <w:t>Wagalatia 4:21–31</w:t>
-        </w:r>
-      </w:hyperlink>
+      <w:r>
+        <w:rPr>
+          <w:lang w:val="sw_KE" w:bidi="sw_KE"/>
+        </w:rPr>
+        <w:t>Wagalatia 4:21–31</w:t>
+      </w:r>
       <w:r>
         <w:rPr>
           <w:lang w:val="sw_KE" w:bidi="sw_KE"/>
         </w:rPr>
         <w:t>). Wale wanaotegemea sheria hawatarithi ufalme, kama vile mwana wa mwanamke mtumwa hakurithi pamoja na mwana wa mwanamke huru (</w:t>
       </w:r>
-      <w:hyperlink r:id="rId110">
-        <w:r>
-          <w:rPr>
-            <w:lang w:val="sw_KE" w:bidi="sw_KE"/>
-          </w:rPr>
-          <w:rPr>
-            <w:color w:val="0000EE"/>
-            <w:u w:val="single"/>
-          </w:rPr>
-          <w:t>Wagalatia 4:30</w:t>
-        </w:r>
-      </w:hyperlink>
+      <w:r>
+        <w:rPr>
+          <w:lang w:val="sw_KE" w:bidi="sw_KE"/>
+        </w:rPr>
+        <w:t>Wagalatia 4:30</w:t>
+      </w:r>
       <w:r>
         <w:rPr>
           <w:lang w:val="sw_KE" w:bidi="sw_KE"/>
@@ -2370,108 +1746,72 @@
           <w:lang w:val="sw_KE" w:bidi="sw_KE"/>
         </w:rPr>
       </w:r>
-      <w:hyperlink r:id="rId111">
-        <w:r>
-          <w:rPr>
-            <w:lang w:val="sw_KE" w:bidi="sw_KE"/>
-          </w:rPr>
-          <w:rPr>
-            <w:color w:val="0000EE"/>
-            <w:u w:val="single"/>
-          </w:rPr>
-          <w:t>Mwanzo 16:11–16</w:t>
-        </w:r>
-      </w:hyperlink>
+      <w:r>
+        <w:rPr>
+          <w:lang w:val="sw_KE" w:bidi="sw_KE"/>
+        </w:rPr>
+        <w:t>Mwanzo 16:11–16</w:t>
+      </w:r>
       <w:r>
         <w:rPr>
           <w:lang w:val="sw_KE" w:bidi="sw_KE"/>
         </w:rPr>
         <w:t xml:space="preserve">; </w:t>
       </w:r>
-      <w:hyperlink r:id="rId112">
-        <w:r>
-          <w:rPr>
-            <w:lang w:val="sw_KE" w:bidi="sw_KE"/>
-          </w:rPr>
-          <w:rPr>
-            <w:color w:val="0000EE"/>
-            <w:u w:val="single"/>
-          </w:rPr>
-          <w:t>Mwanzo 17:18–26</w:t>
-        </w:r>
-      </w:hyperlink>
+      <w:r>
+        <w:rPr>
+          <w:lang w:val="sw_KE" w:bidi="sw_KE"/>
+        </w:rPr>
+        <w:t>Mwanzo 17:18–26</w:t>
+      </w:r>
       <w:r>
         <w:rPr>
           <w:lang w:val="sw_KE" w:bidi="sw_KE"/>
         </w:rPr>
         <w:t xml:space="preserve">; </w:t>
       </w:r>
-      <w:hyperlink r:id="rId113">
-        <w:r>
-          <w:rPr>
-            <w:lang w:val="sw_KE" w:bidi="sw_KE"/>
-          </w:rPr>
-          <w:rPr>
-            <w:color w:val="0000EE"/>
-            <w:u w:val="single"/>
-          </w:rPr>
-          <w:t>21:8–21</w:t>
-        </w:r>
-      </w:hyperlink>
+      <w:r>
+        <w:rPr>
+          <w:lang w:val="sw_KE" w:bidi="sw_KE"/>
+        </w:rPr>
+        <w:t>21:8–21</w:t>
+      </w:r>
       <w:r>
         <w:rPr>
           <w:lang w:val="sw_KE" w:bidi="sw_KE"/>
         </w:rPr>
         <w:t xml:space="preserve">; </w:t>
       </w:r>
-      <w:hyperlink r:id="rId114">
-        <w:r>
-          <w:rPr>
-            <w:lang w:val="sw_KE" w:bidi="sw_KE"/>
-          </w:rPr>
-          <w:rPr>
-            <w:color w:val="0000EE"/>
-            <w:u w:val="single"/>
-          </w:rPr>
-          <w:t>25:9–18</w:t>
-        </w:r>
-      </w:hyperlink>
+      <w:r>
+        <w:rPr>
+          <w:lang w:val="sw_KE" w:bidi="sw_KE"/>
+        </w:rPr>
+        <w:t>25:9–18</w:t>
+      </w:r>
       <w:r>
         <w:rPr>
           <w:lang w:val="sw_KE" w:bidi="sw_KE"/>
         </w:rPr>
         <w:t xml:space="preserve">; </w:t>
       </w:r>
-      <w:hyperlink r:id="rId107">
-        <w:r>
-          <w:rPr>
-            <w:lang w:val="sw_KE" w:bidi="sw_KE"/>
-          </w:rPr>
-          <w:rPr>
-            <w:color w:val="0000EE"/>
-            <w:u w:val="single"/>
-          </w:rPr>
-          <w:t>28:9</w:t>
-        </w:r>
-      </w:hyperlink>
+      <w:r>
+        <w:rPr>
+          <w:lang w:val="sw_KE" w:bidi="sw_KE"/>
+        </w:rPr>
+        <w:t>28:9</w:t>
+      </w:r>
       <w:r>
         <w:rPr>
           <w:lang w:val="sw_KE" w:bidi="sw_KE"/>
         </w:rPr>
         <w:t xml:space="preserve">; </w:t>
       </w:r>
-      <w:hyperlink r:id="rId55">
-        <w:r>
-          <w:rPr>
-            <w:lang w:val="sw_KE" w:bidi="sw_KE"/>
-          </w:rPr>
-          <w:rPr>
-            <w:color w:val="0000EE"/>
-            <w:u w:val="single"/>
-          </w:rPr>
-          <w:t>Wagalatia 4:21–31</w:t>
-        </w:r>
-      </w:hyperlink>
+      <w:r>
+        <w:rPr>
+          <w:lang w:val="sw_KE" w:bidi="sw_KE"/>
+        </w:rPr>
+        <w:t>Wagalatia 4:21–31</w:t>
+      </w:r>
       <w:r>
         <w:rPr>
           <w:lang w:val="sw_KE" w:bidi="sw_KE"/>
